--- a/ЕСПД_ДОКУМЕНТАЦИЯ/3. Опись альбома.docx
+++ b/ЕСПД_ДОКУМЕНТАЦИЯ/3. Опись альбома.docx
@@ -199,194 +199,178 @@
     </w:p>
     <w:p>
       <w:pPr>
-        <w:pStyle w:val="paragraph"/>
-        <w:spacing w:before="0" w:beforeAutospacing="0" w:after="0" w:afterAutospacing="0"/>
+        <w:suppressAutoHyphens w:val="0"/>
+        <w:spacing w:line="240" w:lineRule="auto"/>
         <w:jc w:val="center"/>
         <w:textAlignment w:val="baseline"/>
         <w:rPr>
-          <w:rStyle w:val="normaltextrun"/>
           <w:rFonts w:eastAsiaTheme="majorEastAsia"/>
           <w:b/>
           <w:bCs/>
-          <w:szCs w:val="32"/>
-        </w:rPr>
-      </w:pPr>
-    </w:p>
-    <w:p>
-      <w:pPr>
-        <w:pStyle w:val="paragraph"/>
-        <w:spacing w:before="0" w:beforeAutospacing="0" w:after="0" w:afterAutospacing="0"/>
+          <w:sz w:val="28"/>
+          <w:szCs w:val="28"/>
+          <w:lang w:eastAsia="ru-RU"/>
+        </w:rPr>
+      </w:pPr>
+    </w:p>
+    <w:p>
+      <w:pPr>
+        <w:suppressAutoHyphens w:val="0"/>
+        <w:spacing w:line="240" w:lineRule="auto"/>
         <w:jc w:val="center"/>
         <w:textAlignment w:val="baseline"/>
         <w:rPr>
-          <w:rStyle w:val="normaltextrun"/>
           <w:rFonts w:eastAsiaTheme="majorEastAsia"/>
           <w:b/>
           <w:bCs/>
-          <w:szCs w:val="32"/>
-        </w:rPr>
-      </w:pPr>
-    </w:p>
-    <w:p>
-      <w:pPr>
-        <w:pStyle w:val="paragraph"/>
-        <w:spacing w:before="0" w:beforeAutospacing="0" w:after="0" w:afterAutospacing="0"/>
-        <w:jc w:val="center"/>
-        <w:textAlignment w:val="baseline"/>
-        <w:rPr>
-          <w:rStyle w:val="normaltextrun"/>
+          <w:sz w:val="28"/>
+          <w:szCs w:val="28"/>
+          <w:lang w:eastAsia="ru-RU"/>
+        </w:rPr>
+      </w:pPr>
+      <w:r>
+        <w:rPr>
           <w:rFonts w:eastAsiaTheme="majorEastAsia"/>
           <w:b/>
           <w:bCs/>
-          <w:sz w:val="28"/>
-          <w:szCs w:val="28"/>
+          <w:sz w:val="32"/>
+          <w:szCs w:val="32"/>
+          <w:lang w:eastAsia="ru-RU"/>
+        </w:rPr>
+        <w:t>Проект базы данных для библиотечного сервиса</w:t>
+      </w:r>
+    </w:p>
+    <w:p>
+      <w:pPr>
+        <w:suppressAutoHyphens w:val="0"/>
+        <w:spacing w:line="240" w:lineRule="auto"/>
+        <w:jc w:val="center"/>
+        <w:textAlignment w:val="baseline"/>
+        <w:rPr>
+          <w:sz w:val="28"/>
+          <w:szCs w:val="28"/>
+          <w:lang w:eastAsia="ru-RU"/>
+        </w:rPr>
+      </w:pPr>
+    </w:p>
+    <w:p>
+      <w:pPr>
+        <w:suppressAutoHyphens w:val="0"/>
+        <w:spacing w:line="360" w:lineRule="auto"/>
+        <w:jc w:val="center"/>
+        <w:textAlignment w:val="baseline"/>
+        <w:rPr>
+          <w:sz w:val="28"/>
+          <w:szCs w:val="28"/>
+          <w:lang w:eastAsia="ru-RU"/>
+        </w:rPr>
+      </w:pPr>
+    </w:p>
+    <w:p>
+      <w:pPr>
+        <w:suppressAutoHyphens w:val="0"/>
+        <w:spacing w:line="360" w:lineRule="auto"/>
+        <w:jc w:val="center"/>
+        <w:textAlignment w:val="baseline"/>
+        <w:rPr>
+          <w:sz w:val="32"/>
+          <w:szCs w:val="32"/>
+          <w:lang w:eastAsia="ru-RU"/>
         </w:rPr>
       </w:pPr>
       <w:r>
         <w:rPr>
-          <w:rStyle w:val="normaltextrun"/>
           <w:rFonts w:eastAsiaTheme="majorEastAsia"/>
           <w:b/>
           <w:bCs/>
-          <w:sz w:val="28"/>
-          <w:szCs w:val="28"/>
-        </w:rPr>
-        <w:t>Проект базы данных для библиотечного сервиса</w:t>
+          <w:sz w:val="32"/>
+          <w:szCs w:val="32"/>
+          <w:lang w:eastAsia="ru-RU"/>
+        </w:rPr>
+        <w:t>ОПИСЬ АЛЬБОМА</w:t>
       </w:r>
     </w:p>
     <w:p>
       <w:pPr>
-        <w:pStyle w:val="a4"/>
-        <w:rPr>
-          <w:sz w:val="28"/>
-          <w:szCs w:val="28"/>
+        <w:spacing w:line="360" w:lineRule="auto"/>
+        <w:jc w:val="center"/>
+        <w:rPr>
+          <w:b/>
+          <w:bCs/>
+          <w:sz w:val="32"/>
+          <w:szCs w:val="32"/>
         </w:rPr>
       </w:pPr>
       <w:r>
         <w:rPr>
-          <w:sz w:val="28"/>
-          <w:szCs w:val="28"/>
-        </w:rPr>
-        <w:tab/>
+          <w:b/>
+          <w:bCs/>
+          <w:sz w:val="32"/>
+          <w:szCs w:val="32"/>
+        </w:rPr>
+        <w:t xml:space="preserve">41287462.КП26.102360091 </w:t>
       </w:r>
-    </w:p>
-    <w:p>
-      <w:pPr>
+      <w:r>
+        <w:rPr>
+          <w:b/>
+          <w:bCs/>
+          <w:sz w:val="32"/>
+          <w:szCs w:val="32"/>
+        </w:rPr>
+        <w:t>ОП</w:t>
+      </w:r>
+    </w:p>
+    <w:p>
+      <w:pPr>
+        <w:tabs>
+          <w:tab w:val="center" w:pos="4677"/>
+          <w:tab w:val="right" w:pos="9355"/>
+        </w:tabs>
+        <w:spacing w:line="240" w:lineRule="auto"/>
         <w:jc w:val="center"/>
         <w:rPr>
           <w:sz w:val="28"/>
           <w:szCs w:val="28"/>
         </w:rPr>
       </w:pPr>
+    </w:p>
+    <w:p>
+      <w:pPr>
+        <w:jc w:val="center"/>
+        <w:rPr>
+          <w:sz w:val="28"/>
+          <w:szCs w:val="28"/>
+        </w:rPr>
+      </w:pPr>
+    </w:p>
+    <w:p>
+      <w:pPr>
+        <w:jc w:val="center"/>
+        <w:rPr>
+          <w:b/>
+          <w:bCs/>
+          <w:sz w:val="28"/>
+          <w:szCs w:val="28"/>
+        </w:rPr>
+      </w:pPr>
       <w:r>
         <w:rPr>
           <w:b/>
-          <w:sz w:val="28"/>
-          <w:szCs w:val="28"/>
-        </w:rPr>
-        <w:t>Опись альбома</w:t>
-      </w:r>
-    </w:p>
-    <w:p>
-      <w:pPr>
-        <w:jc w:val="center"/>
-        <w:rPr>
-          <w:b/>
-          <w:sz w:val="28"/>
-          <w:szCs w:val="28"/>
-        </w:rPr>
-      </w:pPr>
-    </w:p>
-    <w:p>
-      <w:pPr>
-        <w:jc w:val="center"/>
-        <w:rPr>
-          <w:b/>
-          <w:sz w:val="28"/>
-          <w:szCs w:val="28"/>
-        </w:rPr>
-      </w:pPr>
-    </w:p>
-    <w:p>
-      <w:pPr>
-        <w:jc w:val="center"/>
-        <w:rPr>
-          <w:color w:val="FF0000"/>
-          <w:sz w:val="28"/>
-          <w:szCs w:val="28"/>
-        </w:rPr>
-      </w:pPr>
-    </w:p>
-    <w:p>
-      <w:pPr>
-        <w:jc w:val="center"/>
-        <w:rPr>
-          <w:color w:val="FF0000"/>
-          <w:sz w:val="28"/>
-          <w:szCs w:val="28"/>
-        </w:rPr>
-      </w:pPr>
-    </w:p>
-    <w:p>
-      <w:pPr>
-        <w:jc w:val="center"/>
-        <w:rPr>
-          <w:sz w:val="28"/>
-          <w:szCs w:val="28"/>
-        </w:rPr>
-      </w:pPr>
-      <w:r>
-        <w:rPr>
+          <w:bCs/>
           <w:sz w:val="28"/>
           <w:szCs w:val="28"/>
         </w:rPr>
         <w:t xml:space="preserve">Листов </w:t>
       </w:r>
-    </w:p>
-    <w:p>
-      <w:pPr>
-        <w:jc w:val="center"/>
+      <w:r>
         <w:rPr>
           <w:b/>
-          <w:sz w:val="28"/>
-          <w:szCs w:val="28"/>
-        </w:rPr>
-      </w:pPr>
-    </w:p>
-    <w:p>
-      <w:pPr>
-        <w:rPr>
-          <w:sz w:val="28"/>
-          <w:szCs w:val="28"/>
-        </w:rPr>
-      </w:pPr>
-    </w:p>
-    <w:p>
-      <w:pPr>
-        <w:jc w:val="center"/>
-        <w:rPr>
-          <w:sz w:val="28"/>
-          <w:szCs w:val="28"/>
-        </w:rPr>
-      </w:pPr>
-    </w:p>
-    <w:p>
-      <w:pPr>
-        <w:jc w:val="center"/>
-        <w:rPr>
-          <w:sz w:val="28"/>
-          <w:szCs w:val="28"/>
-        </w:rPr>
-      </w:pPr>
-    </w:p>
-    <w:p>
-      <w:pPr>
-        <w:jc w:val="center"/>
-        <w:rPr>
-          <w:sz w:val="28"/>
-          <w:szCs w:val="28"/>
-        </w:rPr>
-      </w:pPr>
+          <w:bCs/>
+          <w:sz w:val="28"/>
+          <w:szCs w:val="28"/>
+        </w:rPr>
+        <w:t>2</w:t>
+      </w:r>
     </w:p>
     <w:p>
       <w:pPr>
@@ -548,6 +532,23 @@
           <w:szCs w:val="28"/>
         </w:rPr>
       </w:pPr>
+    </w:p>
+    <w:p>
+      <w:pPr>
+        <w:suppressAutoHyphens w:val="0"/>
+        <w:spacing w:line="240" w:lineRule="auto"/>
+        <w:rPr>
+          <w:sz w:val="28"/>
+          <w:szCs w:val="28"/>
+        </w:rPr>
+      </w:pPr>
+      <w:r>
+        <w:rPr>
+          <w:sz w:val="28"/>
+          <w:szCs w:val="28"/>
+        </w:rPr>
+        <w:br w:type="page"/>
+      </w:r>
     </w:p>
     <w:p>
       <w:pPr>
@@ -560,29 +561,32 @@
     </w:p>
     <w:tbl>
       <w:tblPr>
-        <w:tblW w:w="9130" w:type="dxa"/>
-        <w:tblInd w:w="109" w:type="dxa"/>
+        <w:tblW w:w="10490" w:type="dxa"/>
+        <w:tblInd w:w="-176" w:type="dxa"/>
         <w:tblLayout w:type="fixed"/>
         <w:tblLook w:val="04A0" w:firstRow="1" w:lastRow="0" w:firstColumn="1" w:lastColumn="0" w:noHBand="0" w:noVBand="1"/>
       </w:tblPr>
       <w:tblGrid>
-        <w:gridCol w:w="1133"/>
-        <w:gridCol w:w="4396"/>
-        <w:gridCol w:w="3601"/>
+        <w:gridCol w:w="568"/>
+        <w:gridCol w:w="4111"/>
+        <w:gridCol w:w="5811"/>
       </w:tblGrid>
       <w:tr>
         <w:trPr>
-          <w:trHeight w:val="419"/>
+          <w:cantSplit/>
+          <w:trHeight w:val="1134"/>
         </w:trPr>
         <w:tc>
           <w:tcPr>
-            <w:tcW w:w="1133" w:type="dxa"/>
+            <w:tcW w:w="568" w:type="dxa"/>
             <w:tcBorders>
               <w:top w:val="single" w:sz="4" w:space="0" w:color="000000"/>
               <w:left w:val="single" w:sz="4" w:space="0" w:color="000000"/>
               <w:bottom w:val="single" w:sz="4" w:space="0" w:color="000000"/>
+              <w:right w:val="single" w:sz="4" w:space="0" w:color="auto"/>
             </w:tcBorders>
             <w:shd w:val="clear" w:color="auto" w:fill="auto"/>
+            <w:textDirection w:val="btLr"/>
             <w:vAlign w:val="center"/>
           </w:tcPr>
           <w:p>
@@ -593,6 +597,7 @@
               <w:shd w:val="clear" w:color="auto" w:fill="FFFFFF"/>
               <w:snapToGrid w:val="0"/>
               <w:spacing w:line="360" w:lineRule="auto"/>
+              <w:ind w:left="113" w:right="113"/>
               <w:jc w:val="center"/>
               <w:rPr>
                 <w:b/>
@@ -608,7 +613,6 @@
                 <w:sz w:val="28"/>
                 <w:szCs w:val="20"/>
               </w:rPr>
-              <w:lastRenderedPageBreak/>
               <w:t>№ с-</w:t>
             </w:r>
             <w:proofErr w:type="spellStart"/>
@@ -626,11 +630,12 @@
         </w:tc>
         <w:tc>
           <w:tcPr>
-            <w:tcW w:w="4396" w:type="dxa"/>
+            <w:tcW w:w="4111" w:type="dxa"/>
             <w:tcBorders>
               <w:top w:val="single" w:sz="4" w:space="0" w:color="000000"/>
-              <w:left w:val="single" w:sz="4" w:space="0" w:color="000000"/>
+              <w:left w:val="single" w:sz="4" w:space="0" w:color="auto"/>
               <w:bottom w:val="single" w:sz="4" w:space="0" w:color="000000"/>
+              <w:right w:val="single" w:sz="4" w:space="0" w:color="auto"/>
             </w:tcBorders>
             <w:shd w:val="clear" w:color="auto" w:fill="auto"/>
             <w:vAlign w:val="center"/>
@@ -664,10 +669,10 @@
         </w:tc>
         <w:tc>
           <w:tcPr>
-            <w:tcW w:w="3601" w:type="dxa"/>
+            <w:tcW w:w="5811" w:type="dxa"/>
             <w:tcBorders>
               <w:top w:val="single" w:sz="4" w:space="0" w:color="000000"/>
-              <w:left w:val="single" w:sz="4" w:space="0" w:color="000000"/>
+              <w:left w:val="single" w:sz="4" w:space="0" w:color="auto"/>
               <w:bottom w:val="single" w:sz="4" w:space="0" w:color="000000"/>
               <w:right w:val="single" w:sz="4" w:space="0" w:color="000000"/>
             </w:tcBorders>
@@ -708,11 +713,92 @@
         </w:trPr>
         <w:tc>
           <w:tcPr>
-            <w:tcW w:w="1133" w:type="dxa"/>
+            <w:tcW w:w="568" w:type="dxa"/>
             <w:tcBorders>
               <w:top w:val="single" w:sz="4" w:space="0" w:color="000000"/>
               <w:left w:val="single" w:sz="4" w:space="0" w:color="000000"/>
-              <w:bottom w:val="single" w:sz="4" w:space="0" w:color="000000"/>
+              <w:right w:val="single" w:sz="4" w:space="0" w:color="000000"/>
+            </w:tcBorders>
+            <w:shd w:val="clear" w:color="auto" w:fill="auto"/>
+            <w:vAlign w:val="center"/>
+          </w:tcPr>
+          <w:p>
+            <w:pPr>
+              <w:widowControl w:val="0"/>
+              <w:spacing w:line="360" w:lineRule="auto"/>
+              <w:jc w:val="right"/>
+              <w:rPr>
+                <w:b/>
+                <w:sz w:val="28"/>
+                <w:szCs w:val="20"/>
+                <w:u w:val="single"/>
+              </w:rPr>
+            </w:pPr>
+          </w:p>
+        </w:tc>
+        <w:tc>
+          <w:tcPr>
+            <w:tcW w:w="4111" w:type="dxa"/>
+            <w:tcBorders>
+              <w:top w:val="single" w:sz="4" w:space="0" w:color="000000"/>
+              <w:left w:val="single" w:sz="4" w:space="0" w:color="000000"/>
+              <w:right w:val="single" w:sz="4" w:space="0" w:color="000000"/>
+            </w:tcBorders>
+            <w:shd w:val="clear" w:color="auto" w:fill="auto"/>
+            <w:vAlign w:val="center"/>
+          </w:tcPr>
+          <w:p>
+            <w:pPr>
+              <w:widowControl w:val="0"/>
+              <w:spacing w:line="360" w:lineRule="auto"/>
+              <w:jc w:val="right"/>
+              <w:rPr>
+                <w:b/>
+                <w:u w:val="single"/>
+              </w:rPr>
+            </w:pPr>
+          </w:p>
+        </w:tc>
+        <w:tc>
+          <w:tcPr>
+            <w:tcW w:w="5811" w:type="dxa"/>
+            <w:tcBorders>
+              <w:top w:val="single" w:sz="4" w:space="0" w:color="000000"/>
+              <w:left w:val="single" w:sz="4" w:space="0" w:color="000000"/>
+              <w:right w:val="single" w:sz="4" w:space="0" w:color="000000"/>
+            </w:tcBorders>
+            <w:shd w:val="clear" w:color="auto" w:fill="auto"/>
+            <w:vAlign w:val="center"/>
+          </w:tcPr>
+          <w:p>
+            <w:pPr>
+              <w:widowControl w:val="0"/>
+              <w:spacing w:line="360" w:lineRule="auto"/>
+              <w:jc w:val="center"/>
+              <w:rPr>
+                <w:b/>
+                <w:u w:val="single"/>
+              </w:rPr>
+            </w:pPr>
+            <w:r>
+              <w:rPr>
+                <w:u w:val="single"/>
+              </w:rPr>
+              <w:t>Проектная документация</w:t>
+            </w:r>
+          </w:p>
+        </w:tc>
+      </w:tr>
+      <w:tr>
+        <w:trPr>
+          <w:trHeight w:val="430"/>
+        </w:trPr>
+        <w:tc>
+          <w:tcPr>
+            <w:tcW w:w="568" w:type="dxa"/>
+            <w:tcBorders>
+              <w:left w:val="single" w:sz="4" w:space="0" w:color="000000"/>
+              <w:right w:val="single" w:sz="4" w:space="0" w:color="000000"/>
             </w:tcBorders>
             <w:shd w:val="clear" w:color="auto" w:fill="auto"/>
             <w:vAlign w:val="center"/>
@@ -741,441 +827,62 @@
               <w:snapToGrid w:val="0"/>
               <w:spacing w:line="360" w:lineRule="auto"/>
               <w:jc w:val="center"/>
-              <w:rPr>
-                <w:sz w:val="28"/>
-                <w:szCs w:val="20"/>
-              </w:rPr>
-            </w:pPr>
-          </w:p>
-        </w:tc>
-        <w:tc>
-          <w:tcPr>
-            <w:tcW w:w="7997" w:type="dxa"/>
-            <w:gridSpan w:val="2"/>
-            <w:tcBorders>
-              <w:top w:val="single" w:sz="4" w:space="0" w:color="000000"/>
-              <w:left w:val="single" w:sz="4" w:space="0" w:color="000000"/>
-              <w:bottom w:val="single" w:sz="4" w:space="0" w:color="000000"/>
-              <w:right w:val="single" w:sz="4" w:space="0" w:color="000000"/>
-            </w:tcBorders>
-            <w:shd w:val="clear" w:color="auto" w:fill="auto"/>
-          </w:tcPr>
-          <w:p>
-            <w:pPr>
-              <w:widowControl w:val="0"/>
-              <w:spacing w:line="360" w:lineRule="auto"/>
-              <w:jc w:val="center"/>
-              <w:rPr>
-                <w:b/>
-                <w:sz w:val="28"/>
-                <w:szCs w:val="20"/>
-              </w:rPr>
-            </w:pPr>
-            <w:r>
-              <w:rPr>
-                <w:sz w:val="28"/>
-                <w:szCs w:val="20"/>
-              </w:rPr>
-              <w:t>Программные документы</w:t>
-            </w:r>
-          </w:p>
-        </w:tc>
-      </w:tr>
-      <w:tr>
-        <w:trPr>
-          <w:trHeight w:val="431"/>
-        </w:trPr>
-        <w:tc>
-          <w:tcPr>
-            <w:tcW w:w="1133" w:type="dxa"/>
-            <w:tcBorders>
-              <w:top w:val="single" w:sz="4" w:space="0" w:color="000000"/>
-              <w:left w:val="single" w:sz="4" w:space="0" w:color="000000"/>
-              <w:bottom w:val="single" w:sz="4" w:space="0" w:color="000000"/>
+            </w:pPr>
+            <w:r>
+              <w:t>1</w:t>
+            </w:r>
+            <w:r>
+              <w:br/>
+            </w:r>
+          </w:p>
+        </w:tc>
+        <w:tc>
+          <w:tcPr>
+            <w:tcW w:w="4111" w:type="dxa"/>
+            <w:tcBorders>
+              <w:left w:val="single" w:sz="4" w:space="0" w:color="000000"/>
+              <w:right w:val="single" w:sz="4" w:space="0" w:color="000000"/>
             </w:tcBorders>
             <w:shd w:val="clear" w:color="auto" w:fill="auto"/>
             <w:vAlign w:val="center"/>
           </w:tcPr>
           <w:p>
             <w:pPr>
-              <w:widowControl w:val="0"/>
-              <w:tabs>
-                <w:tab w:val="left" w:pos="916"/>
-                <w:tab w:val="left" w:pos="1832"/>
-                <w:tab w:val="left" w:pos="2748"/>
-                <w:tab w:val="left" w:pos="3664"/>
-                <w:tab w:val="left" w:pos="4580"/>
-                <w:tab w:val="left" w:pos="5496"/>
-                <w:tab w:val="left" w:pos="6412"/>
-                <w:tab w:val="left" w:pos="7328"/>
-                <w:tab w:val="left" w:pos="8244"/>
-                <w:tab w:val="left" w:pos="9160"/>
-                <w:tab w:val="left" w:pos="10076"/>
-                <w:tab w:val="left" w:pos="10992"/>
-                <w:tab w:val="left" w:pos="11908"/>
-                <w:tab w:val="left" w:pos="12824"/>
-                <w:tab w:val="left" w:pos="13740"/>
-                <w:tab w:val="left" w:pos="14656"/>
-              </w:tabs>
-              <w:snapToGrid w:val="0"/>
-              <w:spacing w:line="360" w:lineRule="auto"/>
-              <w:jc w:val="center"/>
-              <w:rPr>
-                <w:sz w:val="28"/>
-                <w:szCs w:val="20"/>
-              </w:rPr>
-            </w:pPr>
-            <w:r>
-              <w:rPr>
-                <w:sz w:val="28"/>
-                <w:szCs w:val="20"/>
-              </w:rPr>
-              <w:t>1</w:t>
-            </w:r>
-          </w:p>
-        </w:tc>
-        <w:tc>
-          <w:tcPr>
-            <w:tcW w:w="4396" w:type="dxa"/>
-            <w:tcBorders>
-              <w:top w:val="single" w:sz="4" w:space="0" w:color="000000"/>
-              <w:left w:val="single" w:sz="4" w:space="0" w:color="000000"/>
-              <w:bottom w:val="single" w:sz="4" w:space="0" w:color="000000"/>
+              <w:pStyle w:val="a4"/>
+              <w:jc w:val="center"/>
+            </w:pPr>
+            <w:r>
+              <w:t>41287462.КП26.102360091 81</w:t>
+            </w:r>
+            <w:r>
+              <w:br/>
+            </w:r>
+            <w:r>
+              <w:br/>
+            </w:r>
+          </w:p>
+        </w:tc>
+        <w:tc>
+          <w:tcPr>
+            <w:tcW w:w="5811" w:type="dxa"/>
+            <w:tcBorders>
+              <w:left w:val="single" w:sz="4" w:space="0" w:color="000000"/>
+              <w:right w:val="single" w:sz="4" w:space="0" w:color="000000"/>
             </w:tcBorders>
             <w:shd w:val="clear" w:color="auto" w:fill="auto"/>
             <w:vAlign w:val="center"/>
           </w:tcPr>
           <w:p>
             <w:pPr>
-              <w:pStyle w:val="a4"/>
-              <w:jc w:val="center"/>
-            </w:pPr>
-          </w:p>
-        </w:tc>
-        <w:tc>
-          <w:tcPr>
-            <w:tcW w:w="3601" w:type="dxa"/>
-            <w:tcBorders>
-              <w:top w:val="single" w:sz="4" w:space="0" w:color="000000"/>
-              <w:left w:val="single" w:sz="4" w:space="0" w:color="000000"/>
-              <w:bottom w:val="single" w:sz="4" w:space="0" w:color="000000"/>
-              <w:right w:val="single" w:sz="4" w:space="0" w:color="000000"/>
-            </w:tcBorders>
-            <w:shd w:val="clear" w:color="auto" w:fill="auto"/>
-            <w:vAlign w:val="center"/>
-          </w:tcPr>
-          <w:p>
-            <w:pPr>
-              <w:widowControl w:val="0"/>
-              <w:spacing w:line="360" w:lineRule="auto"/>
-              <w:rPr>
-                <w:sz w:val="28"/>
-                <w:szCs w:val="20"/>
-              </w:rPr>
-            </w:pPr>
-            <w:r>
-              <w:rPr>
-                <w:sz w:val="28"/>
-                <w:szCs w:val="20"/>
-              </w:rPr>
+              <w:widowControl w:val="0"/>
+              <w:spacing w:line="360" w:lineRule="auto"/>
+              <w:jc w:val="both"/>
+            </w:pPr>
+            <w:r>
+              <w:t xml:space="preserve">Проект базы данных для библиотечного сервиса. Курсовой проект. </w:t>
+            </w:r>
+            <w:r>
               <w:t>Пояснительная записка</w:t>
-            </w:r>
-          </w:p>
-        </w:tc>
-      </w:tr>
-      <w:tr>
-        <w:trPr>
-          <w:trHeight w:val="395"/>
-        </w:trPr>
-        <w:tc>
-          <w:tcPr>
-            <w:tcW w:w="1133" w:type="dxa"/>
-            <w:tcBorders>
-              <w:top w:val="single" w:sz="4" w:space="0" w:color="000000"/>
-              <w:left w:val="single" w:sz="4" w:space="0" w:color="000000"/>
-              <w:bottom w:val="single" w:sz="4" w:space="0" w:color="000000"/>
-            </w:tcBorders>
-            <w:shd w:val="clear" w:color="auto" w:fill="auto"/>
-            <w:vAlign w:val="center"/>
-          </w:tcPr>
-          <w:p>
-            <w:pPr>
-              <w:widowControl w:val="0"/>
-              <w:tabs>
-                <w:tab w:val="left" w:pos="916"/>
-                <w:tab w:val="left" w:pos="1832"/>
-                <w:tab w:val="left" w:pos="2748"/>
-                <w:tab w:val="left" w:pos="3664"/>
-                <w:tab w:val="left" w:pos="4580"/>
-                <w:tab w:val="left" w:pos="5496"/>
-                <w:tab w:val="left" w:pos="6412"/>
-                <w:tab w:val="left" w:pos="7328"/>
-                <w:tab w:val="left" w:pos="8244"/>
-                <w:tab w:val="left" w:pos="9160"/>
-                <w:tab w:val="left" w:pos="10076"/>
-                <w:tab w:val="left" w:pos="10992"/>
-                <w:tab w:val="left" w:pos="11908"/>
-                <w:tab w:val="left" w:pos="12824"/>
-                <w:tab w:val="left" w:pos="13740"/>
-                <w:tab w:val="left" w:pos="14656"/>
-              </w:tabs>
-              <w:snapToGrid w:val="0"/>
-              <w:spacing w:line="360" w:lineRule="auto"/>
-              <w:jc w:val="center"/>
-              <w:rPr>
-                <w:sz w:val="28"/>
-                <w:szCs w:val="20"/>
-              </w:rPr>
-            </w:pPr>
-            <w:r>
-              <w:rPr>
-                <w:sz w:val="28"/>
-                <w:szCs w:val="20"/>
-              </w:rPr>
-              <w:t>2</w:t>
-            </w:r>
-          </w:p>
-        </w:tc>
-        <w:tc>
-          <w:tcPr>
-            <w:tcW w:w="4396" w:type="dxa"/>
-            <w:tcBorders>
-              <w:top w:val="single" w:sz="4" w:space="0" w:color="000000"/>
-              <w:left w:val="single" w:sz="4" w:space="0" w:color="000000"/>
-              <w:bottom w:val="single" w:sz="4" w:space="0" w:color="000000"/>
-            </w:tcBorders>
-            <w:shd w:val="clear" w:color="auto" w:fill="auto"/>
-            <w:vAlign w:val="center"/>
-          </w:tcPr>
-          <w:p>
-            <w:pPr>
-              <w:pStyle w:val="a4"/>
-              <w:jc w:val="center"/>
-            </w:pPr>
-          </w:p>
-        </w:tc>
-        <w:tc>
-          <w:tcPr>
-            <w:tcW w:w="3601" w:type="dxa"/>
-            <w:tcBorders>
-              <w:top w:val="single" w:sz="4" w:space="0" w:color="000000"/>
-              <w:left w:val="single" w:sz="4" w:space="0" w:color="000000"/>
-              <w:bottom w:val="single" w:sz="4" w:space="0" w:color="000000"/>
-              <w:right w:val="single" w:sz="4" w:space="0" w:color="000000"/>
-            </w:tcBorders>
-            <w:shd w:val="clear" w:color="auto" w:fill="auto"/>
-            <w:vAlign w:val="center"/>
-          </w:tcPr>
-          <w:p>
-            <w:pPr>
-              <w:widowControl w:val="0"/>
-              <w:spacing w:line="360" w:lineRule="auto"/>
-              <w:rPr>
-                <w:sz w:val="28"/>
-                <w:szCs w:val="20"/>
-              </w:rPr>
-            </w:pPr>
-            <w:r>
-              <w:rPr>
-                <w:sz w:val="28"/>
-                <w:szCs w:val="20"/>
-              </w:rPr>
-              <w:t>Спецификация</w:t>
-            </w:r>
-          </w:p>
-        </w:tc>
-      </w:tr>
-      <w:tr>
-        <w:trPr>
-          <w:trHeight w:val="430"/>
-        </w:trPr>
-        <w:tc>
-          <w:tcPr>
-            <w:tcW w:w="1133" w:type="dxa"/>
-            <w:tcBorders>
-              <w:top w:val="single" w:sz="4" w:space="0" w:color="000000"/>
-              <w:left w:val="single" w:sz="4" w:space="0" w:color="000000"/>
-              <w:bottom w:val="single" w:sz="4" w:space="0" w:color="000000"/>
-            </w:tcBorders>
-            <w:shd w:val="clear" w:color="auto" w:fill="auto"/>
-            <w:vAlign w:val="center"/>
-          </w:tcPr>
-          <w:p>
-            <w:pPr>
-              <w:widowControl w:val="0"/>
-              <w:tabs>
-                <w:tab w:val="left" w:pos="916"/>
-                <w:tab w:val="left" w:pos="1832"/>
-                <w:tab w:val="left" w:pos="2748"/>
-                <w:tab w:val="left" w:pos="3664"/>
-                <w:tab w:val="left" w:pos="4580"/>
-                <w:tab w:val="left" w:pos="5496"/>
-                <w:tab w:val="left" w:pos="6412"/>
-                <w:tab w:val="left" w:pos="7328"/>
-                <w:tab w:val="left" w:pos="8244"/>
-                <w:tab w:val="left" w:pos="9160"/>
-                <w:tab w:val="left" w:pos="10076"/>
-                <w:tab w:val="left" w:pos="10992"/>
-                <w:tab w:val="left" w:pos="11908"/>
-                <w:tab w:val="left" w:pos="12824"/>
-                <w:tab w:val="left" w:pos="13740"/>
-                <w:tab w:val="left" w:pos="14656"/>
-              </w:tabs>
-              <w:snapToGrid w:val="0"/>
-              <w:spacing w:line="360" w:lineRule="auto"/>
-              <w:jc w:val="center"/>
-              <w:rPr>
-                <w:sz w:val="28"/>
-                <w:szCs w:val="20"/>
-              </w:rPr>
-            </w:pPr>
-            <w:r>
-              <w:rPr>
-                <w:sz w:val="28"/>
-                <w:szCs w:val="20"/>
-              </w:rPr>
-              <w:t>3</w:t>
-            </w:r>
-          </w:p>
-        </w:tc>
-        <w:tc>
-          <w:tcPr>
-            <w:tcW w:w="4396" w:type="dxa"/>
-            <w:tcBorders>
-              <w:top w:val="single" w:sz="4" w:space="0" w:color="000000"/>
-              <w:left w:val="single" w:sz="4" w:space="0" w:color="000000"/>
-              <w:bottom w:val="single" w:sz="4" w:space="0" w:color="000000"/>
-            </w:tcBorders>
-            <w:shd w:val="clear" w:color="auto" w:fill="auto"/>
-            <w:vAlign w:val="center"/>
-          </w:tcPr>
-          <w:p>
-            <w:pPr>
-              <w:pStyle w:val="a4"/>
-              <w:jc w:val="center"/>
-            </w:pPr>
-          </w:p>
-        </w:tc>
-        <w:tc>
-          <w:tcPr>
-            <w:tcW w:w="3601" w:type="dxa"/>
-            <w:tcBorders>
-              <w:top w:val="single" w:sz="4" w:space="0" w:color="000000"/>
-              <w:left w:val="single" w:sz="4" w:space="0" w:color="000000"/>
-              <w:bottom w:val="single" w:sz="4" w:space="0" w:color="000000"/>
-              <w:right w:val="single" w:sz="4" w:space="0" w:color="000000"/>
-            </w:tcBorders>
-            <w:shd w:val="clear" w:color="auto" w:fill="auto"/>
-            <w:vAlign w:val="center"/>
-          </w:tcPr>
-          <w:p>
-            <w:pPr>
-              <w:widowControl w:val="0"/>
-              <w:spacing w:line="360" w:lineRule="auto"/>
-              <w:rPr>
-                <w:sz w:val="28"/>
-                <w:szCs w:val="20"/>
-              </w:rPr>
-            </w:pPr>
-            <w:r>
-              <w:rPr>
-                <w:sz w:val="28"/>
-                <w:szCs w:val="20"/>
-              </w:rPr>
-              <w:t>Описание программы</w:t>
-            </w:r>
-          </w:p>
-        </w:tc>
-      </w:tr>
-      <w:tr>
-        <w:trPr>
-          <w:trHeight w:val="324"/>
-        </w:trPr>
-        <w:tc>
-          <w:tcPr>
-            <w:tcW w:w="1133" w:type="dxa"/>
-            <w:tcBorders>
-              <w:top w:val="single" w:sz="4" w:space="0" w:color="000000"/>
-              <w:left w:val="single" w:sz="4" w:space="0" w:color="000000"/>
-              <w:bottom w:val="single" w:sz="4" w:space="0" w:color="000000"/>
-              <w:right w:val="single" w:sz="4" w:space="0" w:color="000000"/>
-            </w:tcBorders>
-          </w:tcPr>
-          <w:p>
-            <w:pPr>
-              <w:widowControl w:val="0"/>
-              <w:spacing w:line="360" w:lineRule="auto"/>
-              <w:jc w:val="center"/>
-              <w:rPr>
-                <w:sz w:val="28"/>
-                <w:szCs w:val="20"/>
-              </w:rPr>
-            </w:pPr>
-            <w:r>
-              <w:rPr>
-                <w:sz w:val="28"/>
-                <w:szCs w:val="20"/>
-              </w:rPr>
-              <w:t>4</w:t>
-            </w:r>
-          </w:p>
-        </w:tc>
-        <w:tc>
-          <w:tcPr>
-            <w:tcW w:w="4396" w:type="dxa"/>
-            <w:tcBorders>
-              <w:top w:val="single" w:sz="4" w:space="0" w:color="000000"/>
-              <w:left w:val="single" w:sz="4" w:space="0" w:color="000000"/>
-              <w:bottom w:val="single" w:sz="4" w:space="0" w:color="000000"/>
-              <w:right w:val="single" w:sz="4" w:space="0" w:color="000000"/>
-            </w:tcBorders>
-          </w:tcPr>
-          <w:p>
-            <w:pPr>
-              <w:pStyle w:val="a4"/>
-              <w:jc w:val="center"/>
-            </w:pPr>
-          </w:p>
-        </w:tc>
-        <w:tc>
-          <w:tcPr>
-            <w:tcW w:w="3601" w:type="dxa"/>
-            <w:tcBorders>
-              <w:top w:val="single" w:sz="4" w:space="0" w:color="000000"/>
-              <w:left w:val="single" w:sz="4" w:space="0" w:color="000000"/>
-              <w:bottom w:val="single" w:sz="4" w:space="0" w:color="000000"/>
-              <w:right w:val="single" w:sz="4" w:space="0" w:color="000000"/>
-            </w:tcBorders>
-          </w:tcPr>
-          <w:p>
-            <w:pPr>
-              <w:widowControl w:val="0"/>
-              <w:spacing w:line="360" w:lineRule="auto"/>
-              <w:rPr>
-                <w:sz w:val="28"/>
-                <w:szCs w:val="20"/>
-              </w:rPr>
-            </w:pPr>
-            <w:r>
-              <w:rPr>
-                <w:sz w:val="28"/>
-                <w:szCs w:val="20"/>
-              </w:rPr>
-              <w:t>Текст</w:t>
-            </w:r>
-            <w:r>
-              <w:rPr>
-                <w:sz w:val="28"/>
-                <w:szCs w:val="20"/>
-              </w:rPr>
-              <w:t xml:space="preserve"> </w:t>
-            </w:r>
-            <w:r>
-              <w:rPr>
-                <w:sz w:val="28"/>
-                <w:szCs w:val="20"/>
-              </w:rPr>
-              <w:t>программы</w:t>
             </w:r>
           </w:p>
         </w:tc>
@@ -1186,9 +893,423 @@
         </w:trPr>
         <w:tc>
           <w:tcPr>
-            <w:tcW w:w="1133" w:type="dxa"/>
-            <w:tcBorders>
-              <w:top w:val="single" w:sz="4" w:space="0" w:color="000000"/>
+            <w:tcW w:w="568" w:type="dxa"/>
+            <w:tcBorders>
+              <w:left w:val="single" w:sz="4" w:space="0" w:color="000000"/>
+              <w:right w:val="single" w:sz="4" w:space="0" w:color="000000"/>
+            </w:tcBorders>
+          </w:tcPr>
+          <w:p>
+            <w:pPr>
+              <w:widowControl w:val="0"/>
+              <w:spacing w:line="360" w:lineRule="auto"/>
+              <w:jc w:val="right"/>
+              <w:rPr>
+                <w:u w:val="single"/>
+              </w:rPr>
+            </w:pPr>
+          </w:p>
+        </w:tc>
+        <w:tc>
+          <w:tcPr>
+            <w:tcW w:w="4111" w:type="dxa"/>
+            <w:tcBorders>
+              <w:left w:val="single" w:sz="4" w:space="0" w:color="000000"/>
+              <w:right w:val="single" w:sz="4" w:space="0" w:color="000000"/>
+            </w:tcBorders>
+          </w:tcPr>
+          <w:p>
+            <w:pPr>
+              <w:widowControl w:val="0"/>
+              <w:spacing w:line="360" w:lineRule="auto"/>
+              <w:jc w:val="right"/>
+              <w:rPr>
+                <w:u w:val="single"/>
+              </w:rPr>
+            </w:pPr>
+          </w:p>
+        </w:tc>
+        <w:tc>
+          <w:tcPr>
+            <w:tcW w:w="5811" w:type="dxa"/>
+            <w:tcBorders>
+              <w:left w:val="single" w:sz="4" w:space="0" w:color="000000"/>
+              <w:right w:val="single" w:sz="4" w:space="0" w:color="000000"/>
+            </w:tcBorders>
+          </w:tcPr>
+          <w:p>
+            <w:pPr>
+              <w:widowControl w:val="0"/>
+              <w:spacing w:line="360" w:lineRule="auto"/>
+              <w:jc w:val="center"/>
+              <w:rPr>
+                <w:u w:val="single"/>
+              </w:rPr>
+            </w:pPr>
+            <w:r>
+              <w:rPr>
+                <w:u w:val="single"/>
+              </w:rPr>
+              <w:t>Программная документация</w:t>
+            </w:r>
+          </w:p>
+        </w:tc>
+      </w:tr>
+      <w:tr>
+        <w:trPr>
+          <w:trHeight w:val="341"/>
+        </w:trPr>
+        <w:tc>
+          <w:tcPr>
+            <w:tcW w:w="568" w:type="dxa"/>
+            <w:tcBorders>
+              <w:left w:val="single" w:sz="4" w:space="0" w:color="000000"/>
+              <w:right w:val="single" w:sz="4" w:space="0" w:color="000000"/>
+            </w:tcBorders>
+          </w:tcPr>
+          <w:p>
+            <w:pPr>
+              <w:widowControl w:val="0"/>
+              <w:spacing w:line="360" w:lineRule="auto"/>
+              <w:jc w:val="center"/>
+            </w:pPr>
+            <w:r>
+              <w:t>2</w:t>
+            </w:r>
+          </w:p>
+        </w:tc>
+        <w:tc>
+          <w:tcPr>
+            <w:tcW w:w="4111" w:type="dxa"/>
+            <w:tcBorders>
+              <w:left w:val="single" w:sz="4" w:space="0" w:color="000000"/>
+              <w:right w:val="single" w:sz="4" w:space="0" w:color="000000"/>
+            </w:tcBorders>
+          </w:tcPr>
+          <w:p>
+            <w:pPr>
+              <w:pStyle w:val="a4"/>
+              <w:spacing w:line="360" w:lineRule="auto"/>
+              <w:jc w:val="center"/>
+            </w:pPr>
+            <w:r>
+              <w:t>41287462.КП26.102360091</w:t>
+            </w:r>
+          </w:p>
+        </w:tc>
+        <w:tc>
+          <w:tcPr>
+            <w:tcW w:w="5811" w:type="dxa"/>
+            <w:tcBorders>
+              <w:left w:val="single" w:sz="4" w:space="0" w:color="000000"/>
+              <w:right w:val="single" w:sz="4" w:space="0" w:color="000000"/>
+            </w:tcBorders>
+          </w:tcPr>
+          <w:p>
+            <w:pPr>
+              <w:widowControl w:val="0"/>
+              <w:spacing w:line="360" w:lineRule="auto"/>
+              <w:jc w:val="both"/>
+            </w:pPr>
+            <w:r>
+              <w:t xml:space="preserve">Проект базы данных для библиотечного сервиса. </w:t>
+            </w:r>
+            <w:r>
+              <w:t>Спецификация</w:t>
+            </w:r>
+          </w:p>
+        </w:tc>
+      </w:tr>
+      <w:tr>
+        <w:trPr>
+          <w:trHeight w:val="341"/>
+        </w:trPr>
+        <w:tc>
+          <w:tcPr>
+            <w:tcW w:w="568" w:type="dxa"/>
+            <w:tcBorders>
+              <w:left w:val="single" w:sz="4" w:space="0" w:color="000000"/>
+              <w:right w:val="single" w:sz="4" w:space="0" w:color="000000"/>
+            </w:tcBorders>
+          </w:tcPr>
+          <w:p>
+            <w:pPr>
+              <w:widowControl w:val="0"/>
+              <w:spacing w:line="360" w:lineRule="auto"/>
+              <w:jc w:val="center"/>
+            </w:pPr>
+            <w:r>
+              <w:t>3</w:t>
+            </w:r>
+          </w:p>
+        </w:tc>
+        <w:tc>
+          <w:tcPr>
+            <w:tcW w:w="4111" w:type="dxa"/>
+            <w:tcBorders>
+              <w:left w:val="single" w:sz="4" w:space="0" w:color="000000"/>
+              <w:right w:val="single" w:sz="4" w:space="0" w:color="000000"/>
+            </w:tcBorders>
+          </w:tcPr>
+          <w:p>
+            <w:pPr>
+              <w:pStyle w:val="a4"/>
+              <w:spacing w:line="360" w:lineRule="auto"/>
+              <w:jc w:val="center"/>
+            </w:pPr>
+            <w:r>
+              <w:t>41287462.КП26.102360091</w:t>
+            </w:r>
+            <w:r>
+              <w:t xml:space="preserve"> 13</w:t>
+            </w:r>
+          </w:p>
+        </w:tc>
+        <w:tc>
+          <w:tcPr>
+            <w:tcW w:w="5811" w:type="dxa"/>
+            <w:tcBorders>
+              <w:left w:val="single" w:sz="4" w:space="0" w:color="000000"/>
+              <w:right w:val="single" w:sz="4" w:space="0" w:color="000000"/>
+            </w:tcBorders>
+          </w:tcPr>
+          <w:p>
+            <w:pPr>
+              <w:widowControl w:val="0"/>
+              <w:spacing w:line="360" w:lineRule="auto"/>
+              <w:jc w:val="both"/>
+            </w:pPr>
+            <w:r>
+              <w:t xml:space="preserve">Проект базы данных для библиотечного сервиса. </w:t>
+            </w:r>
+            <w:r>
+              <w:t>Описание программы</w:t>
+            </w:r>
+          </w:p>
+        </w:tc>
+      </w:tr>
+      <w:tr>
+        <w:trPr>
+          <w:trHeight w:val="341"/>
+        </w:trPr>
+        <w:tc>
+          <w:tcPr>
+            <w:tcW w:w="568" w:type="dxa"/>
+            <w:tcBorders>
+              <w:left w:val="single" w:sz="4" w:space="0" w:color="000000"/>
+              <w:right w:val="single" w:sz="4" w:space="0" w:color="000000"/>
+            </w:tcBorders>
+          </w:tcPr>
+          <w:p>
+            <w:pPr>
+              <w:widowControl w:val="0"/>
+              <w:spacing w:line="360" w:lineRule="auto"/>
+              <w:jc w:val="center"/>
+            </w:pPr>
+            <w:r>
+              <w:t>4</w:t>
+            </w:r>
+          </w:p>
+        </w:tc>
+        <w:tc>
+          <w:tcPr>
+            <w:tcW w:w="4111" w:type="dxa"/>
+            <w:tcBorders>
+              <w:left w:val="single" w:sz="4" w:space="0" w:color="000000"/>
+              <w:right w:val="single" w:sz="4" w:space="0" w:color="000000"/>
+            </w:tcBorders>
+          </w:tcPr>
+          <w:p>
+            <w:pPr>
+              <w:pStyle w:val="a4"/>
+              <w:spacing w:line="360" w:lineRule="auto"/>
+              <w:jc w:val="center"/>
+            </w:pPr>
+            <w:r>
+              <w:t>41287462.КП26.102360091</w:t>
+            </w:r>
+            <w:r>
+              <w:t xml:space="preserve"> </w:t>
+            </w:r>
+            <w:proofErr w:type="gramStart"/>
+            <w:r>
+              <w:t>12</w:t>
+            </w:r>
+            <w:r>
+              <w:t>.М</w:t>
+            </w:r>
+            <w:proofErr w:type="gramEnd"/>
+          </w:p>
+        </w:tc>
+        <w:tc>
+          <w:tcPr>
+            <w:tcW w:w="5811" w:type="dxa"/>
+            <w:tcBorders>
+              <w:left w:val="single" w:sz="4" w:space="0" w:color="000000"/>
+              <w:right w:val="single" w:sz="4" w:space="0" w:color="000000"/>
+            </w:tcBorders>
+          </w:tcPr>
+          <w:p>
+            <w:pPr>
+              <w:widowControl w:val="0"/>
+              <w:spacing w:line="360" w:lineRule="auto"/>
+              <w:jc w:val="both"/>
+            </w:pPr>
+            <w:r>
+              <w:t xml:space="preserve">Проект базы данных для библиотечного сервиса. </w:t>
+            </w:r>
+            <w:r>
+              <w:t>Текст программы</w:t>
+            </w:r>
+          </w:p>
+        </w:tc>
+      </w:tr>
+      <w:tr>
+        <w:trPr>
+          <w:trHeight w:val="341"/>
+        </w:trPr>
+        <w:tc>
+          <w:tcPr>
+            <w:tcW w:w="568" w:type="dxa"/>
+            <w:tcBorders>
+              <w:left w:val="single" w:sz="4" w:space="0" w:color="000000"/>
+              <w:right w:val="single" w:sz="4" w:space="0" w:color="000000"/>
+            </w:tcBorders>
+          </w:tcPr>
+          <w:p>
+            <w:pPr>
+              <w:widowControl w:val="0"/>
+              <w:spacing w:line="360" w:lineRule="auto"/>
+              <w:jc w:val="right"/>
+              <w:rPr>
+                <w:u w:val="single"/>
+              </w:rPr>
+            </w:pPr>
+          </w:p>
+        </w:tc>
+        <w:tc>
+          <w:tcPr>
+            <w:tcW w:w="4111" w:type="dxa"/>
+            <w:tcBorders>
+              <w:left w:val="single" w:sz="4" w:space="0" w:color="000000"/>
+              <w:right w:val="single" w:sz="4" w:space="0" w:color="000000"/>
+            </w:tcBorders>
+          </w:tcPr>
+          <w:p>
+            <w:pPr>
+              <w:widowControl w:val="0"/>
+              <w:spacing w:line="360" w:lineRule="auto"/>
+              <w:jc w:val="right"/>
+              <w:rPr>
+                <w:u w:val="single"/>
+              </w:rPr>
+            </w:pPr>
+          </w:p>
+        </w:tc>
+        <w:tc>
+          <w:tcPr>
+            <w:tcW w:w="5811" w:type="dxa"/>
+            <w:tcBorders>
+              <w:left w:val="single" w:sz="4" w:space="0" w:color="000000"/>
+              <w:right w:val="single" w:sz="4" w:space="0" w:color="000000"/>
+            </w:tcBorders>
+          </w:tcPr>
+          <w:p>
+            <w:pPr>
+              <w:widowControl w:val="0"/>
+              <w:spacing w:line="360" w:lineRule="auto"/>
+              <w:jc w:val="center"/>
+              <w:rPr>
+                <w:u w:val="single"/>
+              </w:rPr>
+            </w:pPr>
+            <w:r>
+              <w:rPr>
+                <w:u w:val="single"/>
+              </w:rPr>
+              <w:t>Эксплуатационная документация</w:t>
+            </w:r>
+          </w:p>
+        </w:tc>
+      </w:tr>
+      <w:tr>
+        <w:trPr>
+          <w:trHeight w:val="341"/>
+        </w:trPr>
+        <w:tc>
+          <w:tcPr>
+            <w:tcW w:w="568" w:type="dxa"/>
+            <w:tcBorders>
+              <w:left w:val="single" w:sz="4" w:space="0" w:color="000000"/>
+              <w:right w:val="single" w:sz="4" w:space="0" w:color="000000"/>
+            </w:tcBorders>
+          </w:tcPr>
+          <w:p>
+            <w:pPr>
+              <w:widowControl w:val="0"/>
+              <w:spacing w:line="360" w:lineRule="auto"/>
+              <w:jc w:val="center"/>
+            </w:pPr>
+            <w:r>
+              <w:t>5</w:t>
+            </w:r>
+          </w:p>
+        </w:tc>
+        <w:tc>
+          <w:tcPr>
+            <w:tcW w:w="4111" w:type="dxa"/>
+            <w:tcBorders>
+              <w:left w:val="single" w:sz="4" w:space="0" w:color="000000"/>
+              <w:right w:val="single" w:sz="4" w:space="0" w:color="000000"/>
+            </w:tcBorders>
+          </w:tcPr>
+          <w:p>
+            <w:pPr>
+              <w:pStyle w:val="a4"/>
+              <w:spacing w:line="360" w:lineRule="auto"/>
+              <w:jc w:val="center"/>
+            </w:pPr>
+            <w:r>
+              <w:t>41287462.КП26.102360091 32</w:t>
+            </w:r>
+          </w:p>
+        </w:tc>
+        <w:tc>
+          <w:tcPr>
+            <w:tcW w:w="5811" w:type="dxa"/>
+            <w:tcBorders>
+              <w:left w:val="single" w:sz="4" w:space="0" w:color="000000"/>
+              <w:right w:val="single" w:sz="4" w:space="0" w:color="000000"/>
+            </w:tcBorders>
+          </w:tcPr>
+          <w:p>
+            <w:pPr>
+              <w:widowControl w:val="0"/>
+              <w:spacing w:line="360" w:lineRule="auto"/>
+              <w:jc w:val="both"/>
+            </w:pPr>
+            <w:r>
+              <w:t xml:space="preserve">Проект базы данных для библиотечного сервиса. </w:t>
+            </w:r>
+            <w:r>
+              <w:t>Р</w:t>
+            </w:r>
+            <w:bookmarkStart w:id="0" w:name="_Hlk229937279"/>
+            <w:r>
+              <w:t>уководство администратора</w:t>
+            </w:r>
+            <w:bookmarkEnd w:id="0"/>
+          </w:p>
+        </w:tc>
+      </w:tr>
+      <w:tr>
+        <w:trPr>
+          <w:trHeight w:val="341"/>
+        </w:trPr>
+        <w:tc>
+          <w:tcPr>
+            <w:tcW w:w="568" w:type="dxa"/>
+            <w:tcBorders>
               <w:left w:val="single" w:sz="4" w:space="0" w:color="000000"/>
               <w:bottom w:val="single" w:sz="4" w:space="0" w:color="000000"/>
               <w:right w:val="single" w:sz="4" w:space="0" w:color="000000"/>
@@ -1199,63 +1320,170 @@
               <w:widowControl w:val="0"/>
               <w:spacing w:line="360" w:lineRule="auto"/>
               <w:jc w:val="center"/>
+            </w:pPr>
+          </w:p>
+          <w:p>
+            <w:pPr>
+              <w:widowControl w:val="0"/>
+              <w:spacing w:line="360" w:lineRule="auto"/>
+              <w:jc w:val="center"/>
+            </w:pPr>
+          </w:p>
+          <w:p>
+            <w:pPr>
+              <w:widowControl w:val="0"/>
+              <w:spacing w:line="360" w:lineRule="auto"/>
+              <w:jc w:val="center"/>
+            </w:pPr>
+          </w:p>
+          <w:p>
+            <w:pPr>
+              <w:widowControl w:val="0"/>
+              <w:spacing w:line="360" w:lineRule="auto"/>
+              <w:jc w:val="center"/>
+            </w:pPr>
+          </w:p>
+          <w:p>
+            <w:pPr>
+              <w:widowControl w:val="0"/>
+              <w:spacing w:line="360" w:lineRule="auto"/>
+              <w:jc w:val="center"/>
+            </w:pPr>
+          </w:p>
+          <w:p>
+            <w:pPr>
+              <w:widowControl w:val="0"/>
+              <w:spacing w:line="360" w:lineRule="auto"/>
+              <w:jc w:val="center"/>
+            </w:pPr>
+          </w:p>
+          <w:p>
+            <w:pPr>
+              <w:widowControl w:val="0"/>
+              <w:spacing w:line="360" w:lineRule="auto"/>
+              <w:jc w:val="center"/>
+            </w:pPr>
+          </w:p>
+          <w:p>
+            <w:pPr>
+              <w:widowControl w:val="0"/>
+              <w:spacing w:line="360" w:lineRule="auto"/>
+              <w:jc w:val="center"/>
+            </w:pPr>
+          </w:p>
+          <w:p>
+            <w:pPr>
+              <w:widowControl w:val="0"/>
+              <w:spacing w:line="360" w:lineRule="auto"/>
+              <w:jc w:val="center"/>
+            </w:pPr>
+          </w:p>
+          <w:p>
+            <w:pPr>
+              <w:widowControl w:val="0"/>
+              <w:spacing w:line="360" w:lineRule="auto"/>
+              <w:jc w:val="center"/>
+            </w:pPr>
+          </w:p>
+          <w:p>
+            <w:pPr>
+              <w:widowControl w:val="0"/>
+              <w:spacing w:line="360" w:lineRule="auto"/>
+              <w:jc w:val="center"/>
+            </w:pPr>
+          </w:p>
+          <w:p>
+            <w:pPr>
+              <w:widowControl w:val="0"/>
+              <w:spacing w:line="360" w:lineRule="auto"/>
+              <w:jc w:val="center"/>
+            </w:pPr>
+          </w:p>
+          <w:p>
+            <w:pPr>
+              <w:widowControl w:val="0"/>
+              <w:spacing w:line="360" w:lineRule="auto"/>
+              <w:jc w:val="center"/>
+            </w:pPr>
+          </w:p>
+          <w:p>
+            <w:pPr>
+              <w:widowControl w:val="0"/>
+              <w:spacing w:line="360" w:lineRule="auto"/>
+              <w:jc w:val="center"/>
+            </w:pPr>
+          </w:p>
+          <w:p>
+            <w:pPr>
+              <w:widowControl w:val="0"/>
+              <w:spacing w:line="360" w:lineRule="auto"/>
+              <w:jc w:val="center"/>
+            </w:pPr>
+          </w:p>
+          <w:p>
+            <w:pPr>
+              <w:widowControl w:val="0"/>
+              <w:spacing w:line="360" w:lineRule="auto"/>
+              <w:jc w:val="center"/>
+            </w:pPr>
+          </w:p>
+          <w:p>
+            <w:pPr>
+              <w:widowControl w:val="0"/>
+              <w:spacing w:line="360" w:lineRule="auto"/>
+              <w:ind w:right="-36"/>
+              <w:jc w:val="center"/>
+            </w:pPr>
+          </w:p>
+          <w:p>
+            <w:pPr>
+              <w:widowControl w:val="0"/>
+              <w:spacing w:line="360" w:lineRule="auto"/>
+              <w:ind w:right="-36"/>
+              <w:jc w:val="center"/>
+              <w:rPr>
+                <w:sz w:val="8"/>
+                <w:szCs w:val="8"/>
+              </w:rPr>
+            </w:pPr>
+          </w:p>
+        </w:tc>
+        <w:tc>
+          <w:tcPr>
+            <w:tcW w:w="4111" w:type="dxa"/>
+            <w:tcBorders>
+              <w:left w:val="single" w:sz="4" w:space="0" w:color="000000"/>
+              <w:bottom w:val="single" w:sz="4" w:space="0" w:color="000000"/>
+              <w:right w:val="single" w:sz="4" w:space="0" w:color="000000"/>
+            </w:tcBorders>
+          </w:tcPr>
+          <w:p>
+            <w:pPr>
+              <w:pStyle w:val="a4"/>
+              <w:spacing w:line="360" w:lineRule="auto"/>
+              <w:jc w:val="center"/>
+            </w:pPr>
+          </w:p>
+        </w:tc>
+        <w:tc>
+          <w:tcPr>
+            <w:tcW w:w="5811" w:type="dxa"/>
+            <w:tcBorders>
+              <w:left w:val="single" w:sz="4" w:space="0" w:color="000000"/>
+              <w:bottom w:val="single" w:sz="4" w:space="0" w:color="000000"/>
+              <w:right w:val="single" w:sz="4" w:space="0" w:color="000000"/>
+            </w:tcBorders>
+          </w:tcPr>
+          <w:p>
+            <w:pPr>
+              <w:widowControl w:val="0"/>
+              <w:spacing w:line="360" w:lineRule="auto"/>
+              <w:jc w:val="both"/>
               <w:rPr>
                 <w:sz w:val="28"/>
                 <w:szCs w:val="20"/>
               </w:rPr>
             </w:pPr>
-            <w:r>
-              <w:rPr>
-                <w:sz w:val="28"/>
-                <w:szCs w:val="20"/>
-              </w:rPr>
-              <w:t>5</w:t>
-            </w:r>
-          </w:p>
-        </w:tc>
-        <w:tc>
-          <w:tcPr>
-            <w:tcW w:w="4396" w:type="dxa"/>
-            <w:tcBorders>
-              <w:top w:val="single" w:sz="4" w:space="0" w:color="000000"/>
-              <w:left w:val="single" w:sz="4" w:space="0" w:color="000000"/>
-              <w:bottom w:val="single" w:sz="4" w:space="0" w:color="000000"/>
-              <w:right w:val="single" w:sz="4" w:space="0" w:color="000000"/>
-            </w:tcBorders>
-          </w:tcPr>
-          <w:p>
-            <w:pPr>
-              <w:pStyle w:val="a4"/>
-              <w:jc w:val="center"/>
-            </w:pPr>
-          </w:p>
-        </w:tc>
-        <w:tc>
-          <w:tcPr>
-            <w:tcW w:w="3601" w:type="dxa"/>
-            <w:tcBorders>
-              <w:top w:val="single" w:sz="4" w:space="0" w:color="000000"/>
-              <w:left w:val="single" w:sz="4" w:space="0" w:color="000000"/>
-              <w:bottom w:val="single" w:sz="4" w:space="0" w:color="000000"/>
-              <w:right w:val="single" w:sz="4" w:space="0" w:color="000000"/>
-            </w:tcBorders>
-          </w:tcPr>
-          <w:p>
-            <w:pPr>
-              <w:widowControl w:val="0"/>
-              <w:spacing w:line="360" w:lineRule="auto"/>
-              <w:rPr>
-                <w:sz w:val="28"/>
-                <w:szCs w:val="20"/>
-              </w:rPr>
-            </w:pPr>
-            <w:r>
-              <w:rPr>
-                <w:sz w:val="28"/>
-                <w:szCs w:val="20"/>
-              </w:rPr>
-              <w:t>Руководство администратора</w:t>
-            </w:r>
           </w:p>
         </w:tc>
       </w:tr>
@@ -1268,14 +1496,11 @@
       </w:pPr>
     </w:p>
     <w:sectPr>
-      <w:headerReference w:type="even" r:id="rId6"/>
       <w:headerReference w:type="default" r:id="rId7"/>
-      <w:footerReference w:type="even" r:id="rId8"/>
-      <w:footerReference w:type="default" r:id="rId9"/>
-      <w:headerReference w:type="first" r:id="rId10"/>
-      <w:footerReference w:type="first" r:id="rId11"/>
+      <w:footerReference w:type="default" r:id="rId8"/>
+      <w:footerReference w:type="first" r:id="rId9"/>
       <w:pgSz w:w="11906" w:h="16838"/>
-      <w:pgMar w:top="1134" w:right="850" w:bottom="1134" w:left="1701" w:header="708" w:footer="708" w:gutter="0"/>
+      <w:pgMar w:top="1418" w:right="567" w:bottom="851" w:left="1418" w:header="708" w:footer="708" w:gutter="0"/>
       <w:cols w:space="720"/>
       <w:formProt w:val="0"/>
       <w:titlePg/>
@@ -1315,31 +1540,16 @@
   <w:p>
     <w:pPr>
       <w:pStyle w:val="a8"/>
-    </w:pPr>
-  </w:p>
-</w:ftr>
-</file>
-
-<file path=word/footer2.xml><?xml version="1.0" encoding="utf-8"?>
-<w:ftr xmlns:wpc="http://schemas.microsoft.com/office/word/2010/wordprocessingCanvas" xmlns:cx="http://schemas.microsoft.com/office/drawing/2014/chartex" xmlns:cx1="http://schemas.microsoft.com/office/drawing/2015/9/8/chartex" xmlns:cx2="http://schemas.microsoft.com/office/drawing/2015/10/21/chartex" xmlns:cx3="http://schemas.microsoft.com/office/drawing/2016/5/9/chartex" xmlns:cx4="http://schemas.microsoft.com/office/drawing/2016/5/10/chartex" xmlns:cx5="http://schemas.microsoft.com/office/drawing/2016/5/11/chartex" xmlns:cx6="http://schemas.microsoft.com/office/drawing/2016/5/12/chartex" xmlns:cx7="http://schemas.microsoft.com/office/drawing/2016/5/13/chartex" xmlns:cx8="http://schemas.microsoft.com/office/drawing/2016/5/14/chartex" xmlns:mc="http://schemas.openxmlformats.org/markup-compatibility/2006" xmlns:aink="http://schemas.microsoft.com/office/drawing/2016/ink" xmlns:am3d="http://schemas.microsoft.com/office/drawing/2017/model3d" xmlns:o="urn:schemas-microsoft-com:office:office" xmlns:oel="http://schemas.microsoft.com/office/2019/extlst" xmlns:r="http://schemas.openxmlformats.org/officeDocument/2006/relationships" xmlns:m="http://schemas.openxmlformats.org/officeDocument/2006/math" xmlns:v="urn:schemas-microsoft-com:vml" xmlns:wp14="http://schemas.microsoft.com/office/word/2010/wordprocessingDrawing" xmlns:wp="http://schemas.openxmlformats.org/drawingml/2006/wordprocessingDrawing" xmlns:w10="urn:schemas-microsoft-com:office:word" xmlns:w="http://schemas.openxmlformats.org/wordprocessingml/2006/main" xmlns:w14="http://schemas.microsoft.com/office/word/2010/wordml" xmlns:w15="http://schemas.microsoft.com/office/word/2012/wordml" xmlns:w16cex="http://schemas.microsoft.com/office/word/2018/wordml/cex" xmlns:w16cid="http://schemas.microsoft.com/office/word/2016/wordml/cid" xmlns:w16="http://schemas.microsoft.com/office/word/2018/wordml" xmlns:w16sdtdh="http://schemas.microsoft.com/office/word/2020/wordml/sdtdatahash" xmlns:w16se="http://schemas.microsoft.com/office/word/2015/wordml/symex" xmlns:wpg="http://schemas.microsoft.com/office/word/2010/wordprocessingGroup" xmlns:wpi="http://schemas.microsoft.com/office/word/2010/wordprocessingInk" xmlns:wne="http://schemas.microsoft.com/office/word/2006/wordml" xmlns:wps="http://schemas.microsoft.com/office/word/2010/wordprocessingShape" mc:Ignorable="w14 w15 w16se w16cid w16 w16cex w16sdtdh wp14">
-  <w:p>
-    <w:pPr>
-      <w:pStyle w:val="a8"/>
       <w:jc w:val="center"/>
     </w:pPr>
     <w:r>
       <w:t>2</w:t>
     </w:r>
   </w:p>
-  <w:p>
-    <w:pPr>
-      <w:pStyle w:val="a8"/>
-    </w:pPr>
-  </w:p>
 </w:ftr>
 </file>
 
-<file path=word/footer3.xml><?xml version="1.0" encoding="utf-8"?>
+<file path=word/footer2.xml><?xml version="1.0" encoding="utf-8"?>
 <w:ftr xmlns:wpc="http://schemas.microsoft.com/office/word/2010/wordprocessingCanvas" xmlns:cx="http://schemas.microsoft.com/office/drawing/2014/chartex" xmlns:cx1="http://schemas.microsoft.com/office/drawing/2015/9/8/chartex" xmlns:cx2="http://schemas.microsoft.com/office/drawing/2015/10/21/chartex" xmlns:cx3="http://schemas.microsoft.com/office/drawing/2016/5/9/chartex" xmlns:cx4="http://schemas.microsoft.com/office/drawing/2016/5/10/chartex" xmlns:cx5="http://schemas.microsoft.com/office/drawing/2016/5/11/chartex" xmlns:cx6="http://schemas.microsoft.com/office/drawing/2016/5/12/chartex" xmlns:cx7="http://schemas.microsoft.com/office/drawing/2016/5/13/chartex" xmlns:cx8="http://schemas.microsoft.com/office/drawing/2016/5/14/chartex" xmlns:mc="http://schemas.openxmlformats.org/markup-compatibility/2006" xmlns:aink="http://schemas.microsoft.com/office/drawing/2016/ink" xmlns:am3d="http://schemas.microsoft.com/office/drawing/2017/model3d" xmlns:o="urn:schemas-microsoft-com:office:office" xmlns:oel="http://schemas.microsoft.com/office/2019/extlst" xmlns:r="http://schemas.openxmlformats.org/officeDocument/2006/relationships" xmlns:m="http://schemas.openxmlformats.org/officeDocument/2006/math" xmlns:v="urn:schemas-microsoft-com:vml" xmlns:wp14="http://schemas.microsoft.com/office/word/2010/wordprocessingDrawing" xmlns:wp="http://schemas.openxmlformats.org/drawingml/2006/wordprocessingDrawing" xmlns:w10="urn:schemas-microsoft-com:office:word" xmlns:w="http://schemas.openxmlformats.org/wordprocessingml/2006/main" xmlns:w14="http://schemas.microsoft.com/office/word/2010/wordml" xmlns:w15="http://schemas.microsoft.com/office/word/2012/wordml" xmlns:w16cex="http://schemas.microsoft.com/office/word/2018/wordml/cex" xmlns:w16cid="http://schemas.microsoft.com/office/word/2016/wordml/cid" xmlns:w16="http://schemas.microsoft.com/office/word/2018/wordml" xmlns:w16sdtdh="http://schemas.microsoft.com/office/word/2020/wordml/sdtdatahash" xmlns:w16se="http://schemas.microsoft.com/office/word/2015/wordml/symex" xmlns:wpg="http://schemas.microsoft.com/office/word/2010/wordprocessingGroup" xmlns:wpi="http://schemas.microsoft.com/office/word/2010/wordprocessingInk" xmlns:wne="http://schemas.microsoft.com/office/word/2006/wordml" xmlns:wps="http://schemas.microsoft.com/office/word/2010/wordprocessingShape" mc:Ignorable="w14 w15 w16se w16cid w16 w16cex w16sdtdh wp14">
   <w:p>
     <w:pPr>
@@ -1394,16 +1604,6 @@
   <w:p>
     <w:pPr>
       <w:pStyle w:val="a4"/>
-    </w:pPr>
-  </w:p>
-</w:hdr>
-</file>
-
-<file path=word/header2.xml><?xml version="1.0" encoding="utf-8"?>
-<w:hdr xmlns:wpc="http://schemas.microsoft.com/office/word/2010/wordprocessingCanvas" xmlns:cx="http://schemas.microsoft.com/office/drawing/2014/chartex" xmlns:cx1="http://schemas.microsoft.com/office/drawing/2015/9/8/chartex" xmlns:cx2="http://schemas.microsoft.com/office/drawing/2015/10/21/chartex" xmlns:cx3="http://schemas.microsoft.com/office/drawing/2016/5/9/chartex" xmlns:cx4="http://schemas.microsoft.com/office/drawing/2016/5/10/chartex" xmlns:cx5="http://schemas.microsoft.com/office/drawing/2016/5/11/chartex" xmlns:cx6="http://schemas.microsoft.com/office/drawing/2016/5/12/chartex" xmlns:cx7="http://schemas.microsoft.com/office/drawing/2016/5/13/chartex" xmlns:cx8="http://schemas.microsoft.com/office/drawing/2016/5/14/chartex" xmlns:mc="http://schemas.openxmlformats.org/markup-compatibility/2006" xmlns:aink="http://schemas.microsoft.com/office/drawing/2016/ink" xmlns:am3d="http://schemas.microsoft.com/office/drawing/2017/model3d" xmlns:o="urn:schemas-microsoft-com:office:office" xmlns:oel="http://schemas.microsoft.com/office/2019/extlst" xmlns:r="http://schemas.openxmlformats.org/officeDocument/2006/relationships" xmlns:m="http://schemas.openxmlformats.org/officeDocument/2006/math" xmlns:v="urn:schemas-microsoft-com:vml" xmlns:wp14="http://schemas.microsoft.com/office/word/2010/wordprocessingDrawing" xmlns:wp="http://schemas.openxmlformats.org/drawingml/2006/wordprocessingDrawing" xmlns:w10="urn:schemas-microsoft-com:office:word" xmlns:w="http://schemas.openxmlformats.org/wordprocessingml/2006/main" xmlns:w14="http://schemas.microsoft.com/office/word/2010/wordml" xmlns:w15="http://schemas.microsoft.com/office/word/2012/wordml" xmlns:w16cex="http://schemas.microsoft.com/office/word/2018/wordml/cex" xmlns:w16cid="http://schemas.microsoft.com/office/word/2016/wordml/cid" xmlns:w16="http://schemas.microsoft.com/office/word/2018/wordml" xmlns:w16sdtdh="http://schemas.microsoft.com/office/word/2020/wordml/sdtdatahash" xmlns:w16se="http://schemas.microsoft.com/office/word/2015/wordml/symex" xmlns:wpg="http://schemas.microsoft.com/office/word/2010/wordprocessingGroup" xmlns:wpi="http://schemas.microsoft.com/office/word/2010/wordprocessingInk" xmlns:wne="http://schemas.microsoft.com/office/word/2006/wordml" xmlns:wps="http://schemas.microsoft.com/office/word/2010/wordprocessingShape" mc:Ignorable="w14 w15 w16se w16cid w16 w16cex w16sdtdh wp14">
-  <w:p>
-    <w:pPr>
-      <w:pStyle w:val="a4"/>
       <w:jc w:val="center"/>
     </w:pPr>
     <w:r>
@@ -1411,29 +1611,20 @@
         <w:sz w:val="28"/>
         <w:szCs w:val="28"/>
       </w:rPr>
-      <w:t>РФ КГУ 09.03.04КП25 360091</w:t>
+      <w:t>41287462.КП26.102360091</w:t>
     </w:r>
     <w:r>
       <w:rPr>
         <w:sz w:val="28"/>
         <w:szCs w:val="28"/>
       </w:rPr>
-      <w:t>01</w:t>
+      <w:t xml:space="preserve"> ОП</w:t>
     </w:r>
   </w:p>
   <w:p>
     <w:pPr>
       <w:pStyle w:val="a4"/>
-    </w:pPr>
-  </w:p>
-</w:hdr>
-</file>
-
-<file path=word/header3.xml><?xml version="1.0" encoding="utf-8"?>
-<w:hdr xmlns:wpc="http://schemas.microsoft.com/office/word/2010/wordprocessingCanvas" xmlns:cx="http://schemas.microsoft.com/office/drawing/2014/chartex" xmlns:cx1="http://schemas.microsoft.com/office/drawing/2015/9/8/chartex" xmlns:cx2="http://schemas.microsoft.com/office/drawing/2015/10/21/chartex" xmlns:cx3="http://schemas.microsoft.com/office/drawing/2016/5/9/chartex" xmlns:cx4="http://schemas.microsoft.com/office/drawing/2016/5/10/chartex" xmlns:cx5="http://schemas.microsoft.com/office/drawing/2016/5/11/chartex" xmlns:cx6="http://schemas.microsoft.com/office/drawing/2016/5/12/chartex" xmlns:cx7="http://schemas.microsoft.com/office/drawing/2016/5/13/chartex" xmlns:cx8="http://schemas.microsoft.com/office/drawing/2016/5/14/chartex" xmlns:mc="http://schemas.openxmlformats.org/markup-compatibility/2006" xmlns:aink="http://schemas.microsoft.com/office/drawing/2016/ink" xmlns:am3d="http://schemas.microsoft.com/office/drawing/2017/model3d" xmlns:o="urn:schemas-microsoft-com:office:office" xmlns:oel="http://schemas.microsoft.com/office/2019/extlst" xmlns:r="http://schemas.openxmlformats.org/officeDocument/2006/relationships" xmlns:m="http://schemas.openxmlformats.org/officeDocument/2006/math" xmlns:v="urn:schemas-microsoft-com:vml" xmlns:wp14="http://schemas.microsoft.com/office/word/2010/wordprocessingDrawing" xmlns:wp="http://schemas.openxmlformats.org/drawingml/2006/wordprocessingDrawing" xmlns:w10="urn:schemas-microsoft-com:office:word" xmlns:w="http://schemas.openxmlformats.org/wordprocessingml/2006/main" xmlns:w14="http://schemas.microsoft.com/office/word/2010/wordml" xmlns:w15="http://schemas.microsoft.com/office/word/2012/wordml" xmlns:w16cex="http://schemas.microsoft.com/office/word/2018/wordml/cex" xmlns:w16cid="http://schemas.microsoft.com/office/word/2016/wordml/cid" xmlns:w16="http://schemas.microsoft.com/office/word/2018/wordml" xmlns:w16sdtdh="http://schemas.microsoft.com/office/word/2020/wordml/sdtdatahash" xmlns:w16se="http://schemas.microsoft.com/office/word/2015/wordml/symex" xmlns:wpg="http://schemas.microsoft.com/office/word/2010/wordprocessingGroup" xmlns:wpi="http://schemas.microsoft.com/office/word/2010/wordprocessingInk" xmlns:wne="http://schemas.microsoft.com/office/word/2006/wordml" xmlns:wps="http://schemas.microsoft.com/office/word/2010/wordprocessingShape" mc:Ignorable="w14 w15 w16se w16cid w16 w16cex w16sdtdh wp14">
-  <w:p>
-    <w:pPr>
-      <w:pStyle w:val="a4"/>
+      <w:jc w:val="center"/>
     </w:pPr>
   </w:p>
 </w:hdr>
@@ -2271,4 +2462,16 @@
   <a:objectDefaults/>
   <a:extraClrSchemeLst/>
 </a:theme>
+</file>
+
+<file path=customXml/item1.xml><?xml version="1.0" encoding="utf-8"?>
+<b:Sources xmlns:b="http://schemas.openxmlformats.org/officeDocument/2006/bibliography" xmlns="http://schemas.openxmlformats.org/officeDocument/2006/bibliography" SelectedStyle="\APASixthEditionOfficeOnline.xsl" StyleName="APA" Version="6"/>
+</file>
+
+<file path=customXml/itemProps1.xml><?xml version="1.0" encoding="utf-8"?>
+<ds:datastoreItem xmlns:ds="http://schemas.openxmlformats.org/officeDocument/2006/customXml" ds:itemID="{D93B2187-2B43-4E26-915C-B924FDE99673}">
+  <ds:schemaRefs>
+    <ds:schemaRef ds:uri="http://schemas.openxmlformats.org/officeDocument/2006/bibliography"/>
+  </ds:schemaRefs>
+</ds:datastoreItem>
 </file>